--- a/chaitanya-chandramrita/bss/RASHOZHDENIYA.docx
+++ b/chaitanya-chandramrita/bss/RASHOZHDENIYA.docx
@@ -17,7 +17,7 @@
         <w:jc w:val="both"/>
       </w:pPr>
       <w:r>
-        <w:t>Сравнение русского перевода (ru/01–04.md) с анвайей и анувада «Гаудия-бхашьи». [смысл] — меняет смысл, [оттенок] — нюанс. Перевод пока не исправлен.</w:t>
+        <w:t>Сравнение русского перевода (ru/01–04.md) с анвайей и анувада «Гаудия-бхашьи». [смысл] — меняет смысл, [оттенок] — нюанс. Расхождения [смысл] в переводе исправлены по Бхактисиддханте (17 шлок); «наш перевод» ниже — прежняя редакция.</w:t>
       </w:r>
     </w:p>
     <w:p>
